--- a/API_info/Lineup操作相关接口说明.docx
+++ b/API_info/Lineup操作相关接口说明.docx
@@ -194,7 +194,21 @@
           <w:rFonts w:hint="eastAsia"/>
           <w:szCs w:val="21"/>
         </w:rPr>
-        <w:t>，或某球队的全部</w:t>
+        <w:t>，或某球队</w:t>
+      </w:r>
+      <w:r>
+        <w:rPr>
+          <w:rFonts w:hint="eastAsia"/>
+          <w:szCs w:val="21"/>
+        </w:rPr>
+        <w:t>/球员相关</w:t>
+      </w:r>
+      <w:r>
+        <w:rPr>
+          <w:rFonts w:hint="eastAsia"/>
+          <w:szCs w:val="21"/>
+        </w:rPr>
+        <w:t>的全部</w:t>
       </w:r>
       <w:r>
         <w:rPr>
@@ -356,7 +370,6 @@
     <w:p>
       <w:pPr>
         <w:rPr>
-          <w:rFonts w:hint="eastAsia"/>
           <w:szCs w:val="21"/>
         </w:rPr>
       </w:pPr>
@@ -436,6 +449,56 @@
           <w:szCs w:val="21"/>
         </w:rPr>
         <w:t>，以JSON格式。</w:t>
+      </w:r>
+    </w:p>
+    <w:p>
+      <w:pPr>
+        <w:rPr>
+          <w:rFonts w:hint="eastAsia"/>
+          <w:szCs w:val="21"/>
+        </w:rPr>
+      </w:pPr>
+      <w:r>
+        <w:rPr>
+          <w:rFonts w:hint="eastAsia"/>
+          <w:szCs w:val="21"/>
+        </w:rPr>
+        <w:t>GET …v1/lineup/displayall?</w:t>
+      </w:r>
+      <w:r>
+        <w:rPr>
+          <w:rFonts w:hint="eastAsia"/>
+          <w:szCs w:val="21"/>
+        </w:rPr>
+        <w:t>player</w:t>
+      </w:r>
+      <w:r>
+        <w:rPr>
+          <w:rFonts w:hint="eastAsia"/>
+          <w:szCs w:val="21"/>
+        </w:rPr>
+        <w:t>id=* 返回数据库中某</w:t>
+      </w:r>
+      <w:r>
+        <w:rPr>
+          <w:rFonts w:hint="eastAsia"/>
+          <w:szCs w:val="21"/>
+        </w:rPr>
+        <w:t>球员相关</w:t>
+      </w:r>
+      <w:r>
+        <w:rPr>
+          <w:rFonts w:hint="eastAsia"/>
+          <w:szCs w:val="21"/>
+        </w:rPr>
+        <w:t>所有阵容的所有属性(包括球队名)，以JSON格式</w:t>
+      </w:r>
+      <w:r>
+        <w:rPr>
+          <w:rFonts w:hint="eastAsia"/>
+          <w:szCs w:val="21"/>
+        </w:rPr>
+        <w:t>。</w:t>
       </w:r>
     </w:p>
     <w:p>
@@ -714,6 +777,7 @@
           <w:rFonts w:hint="eastAsia"/>
           <w:szCs w:val="21"/>
         </w:rPr>
+        <w:lastRenderedPageBreak/>
         <w:t>POST</w:t>
       </w:r>
       <w:r>
@@ -874,7 +938,6 @@
           <w:bCs/>
           <w:szCs w:val="21"/>
         </w:rPr>
-        <w:lastRenderedPageBreak/>
         <w:t>功能模块：</w:t>
       </w:r>
       <w:r>
